--- a/klagomål/A 41118-2025 FSC-klagomål.docx
+++ b/klagomål/A 41118-2025 FSC-klagomål.docx
@@ -922,7 +922,7 @@
     <w:r>
       <w:tab/>
       <w:tab/>
-      <w:t>2026-09-14</w:t>
+      <w:t>2026-09-15</w:t>
       <w:br/>
       <w:br/>
     </w:r>

--- a/klagomål/A 41118-2025 FSC-klagomål.docx
+++ b/klagomål/A 41118-2025 FSC-klagomål.docx
@@ -922,7 +922,7 @@
     <w:r>
       <w:tab/>
       <w:tab/>
-      <w:t>2026-09-15</w:t>
+      <w:t>2026-09-16</w:t>
       <w:br/>
       <w:br/>
     </w:r>

--- a/klagomål/A 41118-2025 FSC-klagomål.docx
+++ b/klagomål/A 41118-2025 FSC-klagomål.docx
@@ -922,7 +922,7 @@
     <w:r>
       <w:tab/>
       <w:tab/>
-      <w:t>2026-09-16</w:t>
+      <w:t>2026-09-17</w:t>
       <w:br/>
       <w:br/>
     </w:r>

--- a/klagomål/A 41118-2025 FSC-klagomål.docx
+++ b/klagomål/A 41118-2025 FSC-klagomål.docx
@@ -922,7 +922,7 @@
     <w:r>
       <w:tab/>
       <w:tab/>
-      <w:t>2026-09-17</w:t>
+      <w:t>2026-09-18</w:t>
       <w:br/>
       <w:br/>
     </w:r>

--- a/klagomål/A 41118-2025 FSC-klagomål.docx
+++ b/klagomål/A 41118-2025 FSC-klagomål.docx
@@ -922,7 +922,7 @@
     <w:r>
       <w:tab/>
       <w:tab/>
-      <w:t>2026-09-18</w:t>
+      <w:t>2026-09-19</w:t>
       <w:br/>
       <w:br/>
     </w:r>

--- a/klagomål/A 41118-2025 FSC-klagomål.docx
+++ b/klagomål/A 41118-2025 FSC-klagomål.docx
@@ -922,7 +922,7 @@
     <w:r>
       <w:tab/>
       <w:tab/>
-      <w:t>2026-09-19</w:t>
+      <w:t>2026-09-21</w:t>
       <w:br/>
       <w:br/>
     </w:r>

--- a/klagomål/A 41118-2025 FSC-klagomål.docx
+++ b/klagomål/A 41118-2025 FSC-klagomål.docx
@@ -922,7 +922,7 @@
     <w:r>
       <w:tab/>
       <w:tab/>
-      <w:t>2026-09-21</w:t>
+      <w:t>2026-09-23</w:t>
       <w:br/>
       <w:br/>
     </w:r>

--- a/klagomål/A 41118-2025 FSC-klagomål.docx
+++ b/klagomål/A 41118-2025 FSC-klagomål.docx
@@ -922,7 +922,7 @@
     <w:r>
       <w:tab/>
       <w:tab/>
-      <w:t>2026-09-23</w:t>
+      <w:t>2026-09-24</w:t>
       <w:br/>
       <w:br/>
     </w:r>

--- a/klagomål/A 41118-2025 FSC-klagomål.docx
+++ b/klagomål/A 41118-2025 FSC-klagomål.docx
@@ -922,7 +922,7 @@
     <w:r>
       <w:tab/>
       <w:tab/>
-      <w:t>2026-09-24</w:t>
+      <w:t>2026-09-25</w:t>
       <w:br/>
       <w:br/>
     </w:r>

--- a/klagomål/A 41118-2025 FSC-klagomål.docx
+++ b/klagomål/A 41118-2025 FSC-klagomål.docx
@@ -922,7 +922,7 @@
     <w:r>
       <w:tab/>
       <w:tab/>
-      <w:t>2026-09-25</w:t>
+      <w:t>2026-09-26</w:t>
       <w:br/>
       <w:br/>
     </w:r>

--- a/klagomål/A 41118-2025 FSC-klagomål.docx
+++ b/klagomål/A 41118-2025 FSC-klagomål.docx
@@ -922,7 +922,7 @@
     <w:r>
       <w:tab/>
       <w:tab/>
-      <w:t>2026-09-26</w:t>
+      <w:t>2026-09-27</w:t>
       <w:br/>
       <w:br/>
     </w:r>

--- a/klagomål/A 41118-2025 FSC-klagomål.docx
+++ b/klagomål/A 41118-2025 FSC-klagomål.docx
@@ -922,7 +922,7 @@
     <w:r>
       <w:tab/>
       <w:tab/>
-      <w:t>2026-09-27</w:t>
+      <w:t>2026-09-28</w:t>
       <w:br/>
       <w:br/>
     </w:r>

--- a/klagomål/A 41118-2025 FSC-klagomål.docx
+++ b/klagomål/A 41118-2025 FSC-klagomål.docx
@@ -922,7 +922,7 @@
     <w:r>
       <w:tab/>
       <w:tab/>
-      <w:t>2026-09-28</w:t>
+      <w:t>2026-09-29</w:t>
       <w:br/>
       <w:br/>
     </w:r>

--- a/klagomål/A 41118-2025 FSC-klagomål.docx
+++ b/klagomål/A 41118-2025 FSC-klagomål.docx
@@ -922,7 +922,7 @@
     <w:r>
       <w:tab/>
       <w:tab/>
-      <w:t>2026-09-29</w:t>
+      <w:t>2026-09-30</w:t>
       <w:br/>
       <w:br/>
     </w:r>

--- a/klagomål/A 41118-2025 FSC-klagomål.docx
+++ b/klagomål/A 41118-2025 FSC-klagomål.docx
@@ -216,12 +216,12 @@
         <w:spacing w:after="240"/>
       </w:pPr>
       <w:r>
-        <w:t>Figur 1. Fyndplatser för naturvårdsarter i och inom 24 meter från avverkningsanmälan. Markörer utan svart kant är placerade på fyndplatsen. Markörer med svart kant är placerade vid sidan av fyndplatsen och har ett svart streck som visar fyndplatsens exakta position. Kartans mittpunktskoordinat är N 6964552, E 584193 i SWEREF 99 TM.</w:t>
+        <w:t>Figur 1. Fyndplatser för naturvårdsarter i och inom 25 meter från avverkningsanmälan. Markörer utan svart kant är placerade på fyndplatsen. Markörer med svart kant är placerade vid sidan av fyndplatsen och har ett svart streck som visar fyndplatsens exakta position. Kartans mittpunktskoordinat är N 6964552, E 584193 i SWEREF 99 TM.</w:t>
       </w:r>
     </w:p>
     <w:p>
       <w:r>
-        <w:t>I och inom 24 meter från avverkningsanmälan finns fynd av 2 naturvårdsarter, varav 2 är rödlistade, 2 är fridlysta och 1 är typisk (T): sötgräs (NT, §7) och tretåig hackspett (NT, T, §4). Se Figur 1.</w:t>
+        <w:t>I och inom 25 meter från avverkningsanmälan finns fynd av 3 naturvårdsarter, varav 2 är rödlistade, 3 är fridlysta och 1 är typisk (T): sötgräs (NT, §7), tretåig hackspett (NT, T, §4) och fläcknycklar (§8). Se Figur 1.</w:t>
       </w:r>
     </w:p>
     <w:p>
@@ -393,7 +393,7 @@
         <w:rPr>
           <w:i/>
         </w:rPr>
-        <w:t>I det avverkningsanmälda skogsområdet har 2 naturvårdsarter varav 2 rödlistade arter sina livsmiljöer och växtplatser.</w:t>
+        <w:t>I det avverkningsanmälda skogsområdet har 3 naturvårdsarter varav 2 rödlistade arter sina livsmiljöer och växtplatser.</w:t>
       </w:r>
     </w:p>
     <w:p>
@@ -922,7 +922,7 @@
     <w:r>
       <w:tab/>
       <w:tab/>
-      <w:t>2026-09-30</w:t>
+      <w:t>2026-10-01</w:t>
       <w:br/>
       <w:br/>
     </w:r>

--- a/klagomål/A 41118-2025 FSC-klagomål.docx
+++ b/klagomål/A 41118-2025 FSC-klagomål.docx
@@ -922,7 +922,7 @@
     <w:r>
       <w:tab/>
       <w:tab/>
-      <w:t>2026-10-01</w:t>
+      <w:t>2026-10-02</w:t>
       <w:br/>
       <w:br/>
     </w:r>

--- a/klagomål/A 41118-2025 FSC-klagomål.docx
+++ b/klagomål/A 41118-2025 FSC-klagomål.docx
@@ -922,7 +922,7 @@
     <w:r>
       <w:tab/>
       <w:tab/>
-      <w:t>2026-10-02</w:t>
+      <w:t>2026-10-03</w:t>
       <w:br/>
       <w:br/>
     </w:r>

--- a/klagomål/A 41118-2025 FSC-klagomål.docx
+++ b/klagomål/A 41118-2025 FSC-klagomål.docx
@@ -922,7 +922,7 @@
     <w:r>
       <w:tab/>
       <w:tab/>
-      <w:t>2026-10-03</w:t>
+      <w:t>2026-10-04</w:t>
       <w:br/>
       <w:br/>
     </w:r>

--- a/klagomål/A 41118-2025 FSC-klagomål.docx
+++ b/klagomål/A 41118-2025 FSC-klagomål.docx
@@ -922,7 +922,7 @@
     <w:r>
       <w:tab/>
       <w:tab/>
-      <w:t>2026-10-04</w:t>
+      <w:t>2026-10-05</w:t>
       <w:br/>
       <w:br/>
     </w:r>

--- a/klagomål/A 41118-2025 FSC-klagomål.docx
+++ b/klagomål/A 41118-2025 FSC-klagomål.docx
@@ -922,7 +922,7 @@
     <w:r>
       <w:tab/>
       <w:tab/>
-      <w:t>2026-10-05</w:t>
+      <w:t>2026-10-06</w:t>
       <w:br/>
       <w:br/>
     </w:r>

--- a/klagomål/A 41118-2025 FSC-klagomål.docx
+++ b/klagomål/A 41118-2025 FSC-klagomål.docx
@@ -922,7 +922,7 @@
     <w:r>
       <w:tab/>
       <w:tab/>
-      <w:t>2026-10-06</w:t>
+      <w:t>2026-10-07</w:t>
       <w:br/>
       <w:br/>
     </w:r>

--- a/klagomål/A 41118-2025 FSC-klagomål.docx
+++ b/klagomål/A 41118-2025 FSC-klagomål.docx
@@ -922,7 +922,7 @@
     <w:r>
       <w:tab/>
       <w:tab/>
-      <w:t>2026-10-07</w:t>
+      <w:t>2026-10-08</w:t>
       <w:br/>
       <w:br/>
     </w:r>

--- a/klagomål/A 41118-2025 FSC-klagomål.docx
+++ b/klagomål/A 41118-2025 FSC-klagomål.docx
@@ -922,7 +922,7 @@
     <w:r>
       <w:tab/>
       <w:tab/>
-      <w:t>2026-10-08</w:t>
+      <w:t>2026-10-09</w:t>
       <w:br/>
       <w:br/>
     </w:r>

--- a/klagomål/A 41118-2025 FSC-klagomål.docx
+++ b/klagomål/A 41118-2025 FSC-klagomål.docx
@@ -922,7 +922,7 @@
     <w:r>
       <w:tab/>
       <w:tab/>
-      <w:t>2026-10-09</w:t>
+      <w:t>2026-10-10</w:t>
       <w:br/>
       <w:br/>
     </w:r>

--- a/klagomål/A 41118-2025 FSC-klagomål.docx
+++ b/klagomål/A 41118-2025 FSC-klagomål.docx
@@ -922,7 +922,7 @@
     <w:r>
       <w:tab/>
       <w:tab/>
-      <w:t>2026-10-10</w:t>
+      <w:t>2026-10-11</w:t>
       <w:br/>
       <w:br/>
     </w:r>

--- a/klagomål/A 41118-2025 FSC-klagomål.docx
+++ b/klagomål/A 41118-2025 FSC-klagomål.docx
@@ -922,7 +922,7 @@
     <w:r>
       <w:tab/>
       <w:tab/>
-      <w:t>2026-10-11</w:t>
+      <w:t>2026-10-12</w:t>
       <w:br/>
       <w:br/>
     </w:r>

--- a/klagomål/A 41118-2025 FSC-klagomål.docx
+++ b/klagomål/A 41118-2025 FSC-klagomål.docx
@@ -922,7 +922,7 @@
     <w:r>
       <w:tab/>
       <w:tab/>
-      <w:t>2026-10-12</w:t>
+      <w:t>2026-10-13</w:t>
       <w:br/>
       <w:br/>
     </w:r>

--- a/klagomål/A 41118-2025 FSC-klagomål.docx
+++ b/klagomål/A 41118-2025 FSC-klagomål.docx
@@ -922,7 +922,7 @@
     <w:r>
       <w:tab/>
       <w:tab/>
-      <w:t>2026-10-13</w:t>
+      <w:t>2026-10-14</w:t>
       <w:br/>
       <w:br/>
     </w:r>

--- a/klagomål/A 41118-2025 FSC-klagomål.docx
+++ b/klagomål/A 41118-2025 FSC-klagomål.docx
@@ -922,7 +922,7 @@
     <w:r>
       <w:tab/>
       <w:tab/>
-      <w:t>2026-10-14</w:t>
+      <w:t>2026-10-15</w:t>
       <w:br/>
       <w:br/>
     </w:r>

--- a/klagomål/A 41118-2025 FSC-klagomål.docx
+++ b/klagomål/A 41118-2025 FSC-klagomål.docx
@@ -922,7 +922,7 @@
     <w:r>
       <w:tab/>
       <w:tab/>
-      <w:t>2026-10-15</w:t>
+      <w:t>2026-10-16</w:t>
       <w:br/>
       <w:br/>
     </w:r>

--- a/klagomål/A 41118-2025 FSC-klagomål.docx
+++ b/klagomål/A 41118-2025 FSC-klagomål.docx
@@ -922,7 +922,7 @@
     <w:r>
       <w:tab/>
       <w:tab/>
-      <w:t>2026-10-16</w:t>
+      <w:t>2026-10-17</w:t>
       <w:br/>
       <w:br/>
     </w:r>

--- a/klagomål/A 41118-2025 FSC-klagomål.docx
+++ b/klagomål/A 41118-2025 FSC-klagomål.docx
@@ -922,7 +922,7 @@
     <w:r>
       <w:tab/>
       <w:tab/>
-      <w:t>2026-10-17</w:t>
+      <w:t>2026-10-18</w:t>
       <w:br/>
       <w:br/>
     </w:r>

--- a/klagomål/A 41118-2025 FSC-klagomål.docx
+++ b/klagomål/A 41118-2025 FSC-klagomål.docx
@@ -922,7 +922,7 @@
     <w:r>
       <w:tab/>
       <w:tab/>
-      <w:t>2026-10-18</w:t>
+      <w:t>2026-10-19</w:t>
       <w:br/>
       <w:br/>
     </w:r>

--- a/klagomål/A 41118-2025 FSC-klagomål.docx
+++ b/klagomål/A 41118-2025 FSC-klagomål.docx
@@ -922,7 +922,7 @@
     <w:r>
       <w:tab/>
       <w:tab/>
-      <w:t>2026-10-19</w:t>
+      <w:t>2026-10-20</w:t>
       <w:br/>
       <w:br/>
     </w:r>

--- a/klagomål/A 41118-2025 FSC-klagomål.docx
+++ b/klagomål/A 41118-2025 FSC-klagomål.docx
@@ -922,7 +922,7 @@
     <w:r>
       <w:tab/>
       <w:tab/>
-      <w:t>2026-10-20</w:t>
+      <w:t>2026-10-21</w:t>
       <w:br/>
       <w:br/>
     </w:r>

--- a/klagomål/A 41118-2025 FSC-klagomål.docx
+++ b/klagomål/A 41118-2025 FSC-klagomål.docx
@@ -922,7 +922,7 @@
     <w:r>
       <w:tab/>
       <w:tab/>
-      <w:t>2026-10-21</w:t>
+      <w:t>2026-10-22</w:t>
       <w:br/>
       <w:br/>
     </w:r>

--- a/klagomål/A 41118-2025 FSC-klagomål.docx
+++ b/klagomål/A 41118-2025 FSC-klagomål.docx
@@ -922,7 +922,7 @@
     <w:r>
       <w:tab/>
       <w:tab/>
-      <w:t>2026-10-22</w:t>
+      <w:t>2026-10-23</w:t>
       <w:br/>
       <w:br/>
     </w:r>

--- a/klagomål/A 41118-2025 FSC-klagomål.docx
+++ b/klagomål/A 41118-2025 FSC-klagomål.docx
@@ -922,7 +922,7 @@
     <w:r>
       <w:tab/>
       <w:tab/>
-      <w:t>2026-10-23</w:t>
+      <w:t>2026-10-24</w:t>
       <w:br/>
       <w:br/>
     </w:r>

--- a/klagomål/A 41118-2025 FSC-klagomål.docx
+++ b/klagomål/A 41118-2025 FSC-klagomål.docx
@@ -922,7 +922,7 @@
     <w:r>
       <w:tab/>
       <w:tab/>
-      <w:t>2026-10-24</w:t>
+      <w:t>2026-10-25</w:t>
       <w:br/>
       <w:br/>
     </w:r>

--- a/klagomål/A 41118-2025 FSC-klagomål.docx
+++ b/klagomål/A 41118-2025 FSC-klagomål.docx
@@ -922,7 +922,7 @@
     <w:r>
       <w:tab/>
       <w:tab/>
-      <w:t>2026-10-25</w:t>
+      <w:t>2026-10-26</w:t>
       <w:br/>
       <w:br/>
     </w:r>

--- a/klagomål/A 41118-2025 FSC-klagomål.docx
+++ b/klagomål/A 41118-2025 FSC-klagomål.docx
@@ -922,7 +922,7 @@
     <w:r>
       <w:tab/>
       <w:tab/>
-      <w:t>2026-10-26</w:t>
+      <w:t>2026-10-27</w:t>
       <w:br/>
       <w:br/>
     </w:r>

--- a/klagomål/A 41118-2025 FSC-klagomål.docx
+++ b/klagomål/A 41118-2025 FSC-klagomål.docx
@@ -922,7 +922,7 @@
     <w:r>
       <w:tab/>
       <w:tab/>
-      <w:t>2026-10-27</w:t>
+      <w:t>2026-10-28</w:t>
       <w:br/>
       <w:br/>
     </w:r>

--- a/klagomål/A 41118-2025 FSC-klagomål.docx
+++ b/klagomål/A 41118-2025 FSC-klagomål.docx
@@ -922,7 +922,7 @@
     <w:r>
       <w:tab/>
       <w:tab/>
-      <w:t>2026-10-28</w:t>
+      <w:t>2026-10-29</w:t>
       <w:br/>
       <w:br/>
     </w:r>

--- a/klagomål/A 41118-2025 FSC-klagomål.docx
+++ b/klagomål/A 41118-2025 FSC-klagomål.docx
@@ -922,7 +922,7 @@
     <w:r>
       <w:tab/>
       <w:tab/>
-      <w:t>2026-10-29</w:t>
+      <w:t>2026-10-31</w:t>
       <w:br/>
       <w:br/>
     </w:r>
